--- a/curriculos/Curriculo 015-02/microcurriculos/II SEMESTRE/0150210_Matematicas_II.docx
+++ b/curriculos/Curriculo 015-02/microcurriculos/II SEMESTRE/0150210_Matematicas_II.docx
@@ -2947,29 +2947,20 @@
               <w:t xml:space="preserve">SCHAUM, Cálculo diferencial e integral. Comprendios.</w:t>
             </w:r>
           </w:p>
-          <w:p>
-            <w:pPr>
-              <w:jc w:val="both"/>
-              <w:rPr>
-                <w:sz w:val="22"/>
-                <w:szCs w:val="22"/>
-              </w:rPr>
-            </w:pPr>
-            <w:r>
-              <w:rPr>
-                <w:rtl w:val="0"/>
-              </w:rPr>
-            </w:r>
-          </w:p>
         </w:tc>
       </w:tr>
     </w:tbl>
     <w:p>
       <w:pPr>
-        <w:rPr/>
+        <w:rPr>
+          <w:sz w:val="2"/>
+          <w:szCs w:val="2"/>
+        </w:rPr>
+        <w:spacing w:before="0" w:after="0" w:line="20" w:lineRule="exact"/>
       </w:pPr>
       <w:r>
         <w:rPr>
+          <w:sz w:val="2"/>
           <w:rtl w:val="0"/>
         </w:rPr>
       </w:r>
